--- a/ky/wisdom-stories/what-it-means-to-be-late.docx
+++ b/ky/wisdom-stories/what-it-means-to-be-late.docx
@@ -20,7 +20,7 @@
           <w:sz w:val="34"/>
           <w:lang w:val="ky-KG"/>
         </w:rPr>
-        <w:t>Кечигүү деген эмне</w:t>
+        <w:t>Кечигүү деген эмне?</w:t>
       </w:r>
       <w:bookmarkEnd w:id="10229"/>
     </w:p>
@@ -39,7 +39,7 @@
           <w:sz w:val="22"/>
           <w:lang w:val="ky-KG"/>
         </w:rPr>
-        <w:t>Кечигүү — бир ишти, бир аракетти өз убагында жасай албай калуу. Айрыкча айланабыздагы адамдар менен болгон мамиледе жана аларга жасаган мамилебизде.</w:t>
+        <w:t>Кечигүү — бир ишти, бир аракетти өз убагында жасай албай калуу. Адамдар менен мамиледе кечигүү кээде андан да оор болот.</w:t>
       </w:r>
     </w:p>
     <w:p>
@@ -57,7 +57,7 @@
           <w:sz w:val="22"/>
           <w:lang w:val="ky-KG"/>
         </w:rPr>
-        <w:t>Сүйөрүбүздү айтуу, мээримге мээрим менен жооп берүү, таарынычты кечирүү, көңүлүн ооруткан адамдан кечирим суроо — мунун баары өз убагында жасалганда баалуу.</w:t>
+        <w:t>Сүйөрүбүздү айтуу, кимдир бирөөдөн сүйүү үлүшүбүздү алуу, таарынычты кечирүү, көңүлүн ооруткандарыбыздан кечирим суроо — мунун баары өз убагында жасалганда баалуу.</w:t>
       </w:r>
     </w:p>
     <w:p>
@@ -117,7 +117,7 @@
           <w:sz w:val="22"/>
           <w:lang w:val="ky-KG"/>
         </w:rPr>
-        <w:t xml:space="preserve">Сабак: </w:t>
+        <w:t>Сабак: Сүйүүнү билдирүү, кечирүү жана кечирим суроо өз убагында сонун. Өмүр кыска — көңүл иштерин кийинкиге калтырбайлы.</w:t>
       </w:r>
       <w:r>
         <w:rPr>
@@ -126,7 +126,6 @@
           <w:sz w:val="22"/>
           <w:lang w:val="ky-KG"/>
         </w:rPr>
-        <w:t>Көңүлгө байланышкан ишти эртеңкиге калтырба. Сүйөрүңдү бүгүн айт, кечиримди бүгүн сура. Кеч калуунун өкүнүчү оор.</w:t>
       </w:r>
     </w:p>
     <w:p>
@@ -146,7 +145,7 @@
           <w:sz w:val="18"/>
           <w:lang w:val="ky-KG"/>
         </w:rPr>
-        <w:t>Окуя ачык интернет булактарынан алынды.</w:t>
+        <w:t>Аңгемелер ачык интернет булактарынан алынган, иллюстрациялар болсо ЖИ менен түзүлгөн.</w:t>
       </w:r>
     </w:p>
     <w:sectPr>
